--- a/个人简历.docx
+++ b/个人简历.docx
@@ -23,7 +23,6 @@
           <w:color w:val="1F2329"/>
           <w:sz w:val="19"/>
           <w:szCs w:val="19"/>
-          <w:bdr w:val="none" w:color="auto" w:sz="0" w:space="0"/>
           <w:lang w:val="en-US" w:eastAsia="zh-CN"/>
         </w:rPr>
       </w:pPr>
@@ -33,7 +32,6 @@
           <w:color w:val="1F2329"/>
           <w:sz w:val="19"/>
           <w:szCs w:val="19"/>
-          <w:bdr w:val="none" w:color="auto" w:sz="0" w:space="0"/>
           <w:lang w:val="en-US" w:eastAsia="zh-CN"/>
         </w:rPr>
         <w:t>工作JD：</w:t>
@@ -63,7 +61,6 @@
           <w:kern w:val="0"/>
           <w:sz w:val="19"/>
           <w:szCs w:val="19"/>
-          <w:bdr w:val="none" w:color="auto" w:sz="0" w:space="0"/>
           <w:lang w:val="en-US" w:eastAsia="zh-CN" w:bidi="ar"/>
         </w:rPr>
       </w:pPr>
@@ -76,7 +73,6 @@
           <w:kern w:val="0"/>
           <w:sz w:val="19"/>
           <w:szCs w:val="19"/>
-          <w:bdr w:val="none" w:color="auto" w:sz="0" w:space="0"/>
           <w:lang w:val="en-US" w:eastAsia="zh-CN" w:bidi="ar"/>
         </w:rPr>
         <w:t>标签：Power BI、Tableau、电商 / 零售行业数据相关经验、Python、SQL</w:t>
@@ -108,7 +104,6 @@
           <w:color w:val="1F2329"/>
           <w:sz w:val="19"/>
           <w:szCs w:val="19"/>
-          <w:bdr w:val="none" w:color="auto" w:sz="0" w:space="0"/>
         </w:rPr>
         <w:t>一、岗位职责</w:t>
       </w:r>
@@ -172,8 +167,6 @@
       <w:r>
         <w:t>对接业务部门需求，提供数据支持、专题分析与专项复盘。</w:t>
       </w:r>
-      <w:bookmarkStart w:id="0" w:name="_GoBack"/>
-      <w:bookmarkEnd w:id="0"/>
     </w:p>
     <w:p>
       <w:pPr>
@@ -398,7 +391,37 @@
         <w:t>个人总结：</w:t>
       </w:r>
       <w:r>
-        <w:t>本科经济统计学专业，拥有1年2个月知名家具企业海外事业部全职工作经验，深耕海外产品销售数据、业务运营数据全流程分析与管理工作，具备扎实的多维度数据拆解、内外部数据挖掘、市场调研及报告撰写能力。熟练运用SQL、Excel完成海量数据统计、清洗与可视化分析，可独立输出销售分析、市场调研、库存优化等专业报告，持有CDA Level1数据分析师认证。具备极强的数据敏感度、跨部门协调能力与执行力，擅长海量数据整理维护、市场机会挖掘、业务数据赋能，可快速适配快消行业数据分析、数据管理、决策支持等相关工作，精准为团队及管理层提供高效数据服务。</w:t>
+        <w:t>本科经济统计学专业，拥有</w:t>
+      </w:r>
+      <w:r>
+        <w:rPr>
+          <w:rFonts w:hint="eastAsia"/>
+          <w:lang w:val="en-US" w:eastAsia="zh-CN"/>
+        </w:rPr>
+        <w:t>1年半的</w:t>
+      </w:r>
+      <w:r>
+        <w:t>知名家具企业海外事业部全职工作经验，深耕海外产品销售数据、业务运营数据全流程分析与管理工作，具备扎实的多维度数据拆解、内外部数据挖掘、</w:t>
+      </w:r>
+      <w:r>
+        <w:rPr>
+          <w:rFonts w:hint="eastAsia"/>
+          <w:lang w:val="en-US" w:eastAsia="zh-CN"/>
+        </w:rPr>
+        <w:t>BI看板搭建、</w:t>
+      </w:r>
+      <w:r>
+        <w:t>市场调研及报告撰写能力。熟练运用SQL、Excel完成海量数据统计、清洗</w:t>
+      </w:r>
+      <w:r>
+        <w:rPr>
+          <w:rFonts w:hint="eastAsia"/>
+          <w:lang w:val="en-US" w:eastAsia="zh-CN"/>
+        </w:rPr>
+        <w:t>及分析，利用Power BI/Tableau搭建用于管理层的数据面板</w:t>
+      </w:r>
+      <w:r>
+        <w:t>，可独立输出销售分析、市场调研、库存优化等专业报告，持有CDA Level1数据分析师认证。具备极强的数据敏感度、跨部门协调能力与执行力，擅长海量数据整理维护、市场机会挖掘、业务数据赋能，精准为团队及管理层提供高效数据服务。</w:t>
       </w:r>
     </w:p>
     <w:p>
@@ -955,16 +978,595 @@
         </w:numPr>
         <w:ind w:leftChars="0"/>
         <w:rPr>
-          <w:rFonts w:hint="default"/>
-          <w:lang w:val="en-US" w:eastAsia="zh-CN"/>
-        </w:rPr>
-      </w:pPr>
-      <w:r>
-        <w:rPr>
-          <w:rFonts w:hint="default"/>
-          <w:lang w:val="en-US" w:eastAsia="zh-CN"/>
-        </w:rPr>
-        <w:t>6.因工作表现优秀，荣获闪耀新星奖项。</w:t>
+          <w:rFonts w:hint="eastAsia"/>
+          <w:lang w:val="en-US" w:eastAsia="zh-CN"/>
+        </w:rPr>
+      </w:pPr>
+      <w:r>
+        <w:rPr>
+          <w:rFonts w:hint="default"/>
+          <w:lang w:val="en-US" w:eastAsia="zh-CN"/>
+        </w:rPr>
+        <w:t>6.因工作表现优秀，荣获闪耀新星奖项</w:t>
+      </w:r>
+      <w:r>
+        <w:rPr>
+          <w:rFonts w:hint="eastAsia"/>
+          <w:lang w:val="en-US" w:eastAsia="zh-CN"/>
+        </w:rPr>
+        <w:t>及最强赋能奖项。</w:t>
+      </w:r>
+      <w:r>
+        <w:rPr>
+          <w:rFonts w:hint="eastAsia"/>
+          <w:lang w:val="en-US" w:eastAsia="zh-CN"/>
+        </w:rPr>
+        <w:br w:type="textWrapping"/>
+      </w:r>
+      <w:r>
+        <w:rPr>
+          <w:rFonts w:hint="eastAsia"/>
+          <w:lang w:val="en-US" w:eastAsia="zh-CN"/>
+        </w:rPr>
+        <w:t>工作项目：</w:t>
+      </w:r>
+      <w:r>
+        <w:rPr>
+          <w:rFonts w:hint="eastAsia"/>
+          <w:lang w:val="en-US" w:eastAsia="zh-CN"/>
+        </w:rPr>
+        <w:br w:type="textWrapping"/>
+      </w:r>
+      <w:r>
+        <w:rPr>
+          <w:rFonts w:hint="eastAsia"/>
+          <w:lang w:val="en-US" w:eastAsia="zh-CN"/>
+        </w:rPr>
+        <w:t>海外销售经营可视化BI看板搭建</w:t>
+      </w:r>
+      <w:r>
+        <w:rPr>
+          <w:rFonts w:hint="eastAsia"/>
+          <w:lang w:val="en-US" w:eastAsia="zh-CN"/>
+        </w:rPr>
+        <w:br w:type="textWrapping"/>
+      </w:r>
+      <w:r>
+        <w:rPr>
+          <w:rFonts w:hint="eastAsia"/>
+          <w:lang w:val="en-US" w:eastAsia="zh-CN"/>
+        </w:rPr>
+        <w:t>开发者</w:t>
+      </w:r>
+    </w:p>
+    <w:p>
+      <w:pPr>
+        <w:numPr>
+          <w:ilvl w:val="0"/>
+          <w:numId w:val="0"/>
+        </w:numPr>
+        <w:ind w:leftChars="0"/>
+        <w:rPr>
+          <w:rFonts w:hint="default"/>
+          <w:lang w:val="en-US" w:eastAsia="zh-CN"/>
+        </w:rPr>
+      </w:pPr>
+      <w:r>
+        <w:rPr>
+          <w:rFonts w:hint="default"/>
+          <w:lang w:val="en-US" w:eastAsia="zh-CN"/>
+        </w:rPr>
+        <w:t>项目概述：依托企业家具外销订单明细数据源，独立搭建全链路销售经营BI看板，覆盖首页导航、大区/业务员/客户/产品线四层钻取分析体系，替代传统Excel手工汇总报表，实现经营数据实时联动筛选、分层管控，支撑业务、管理层日常经营复盘与客户精细化运营。</w:t>
+      </w:r>
+    </w:p>
+    <w:p>
+      <w:pPr>
+        <w:numPr>
+          <w:ilvl w:val="0"/>
+          <w:numId w:val="0"/>
+        </w:numPr>
+        <w:ind w:leftChars="0"/>
+        <w:rPr>
+          <w:rFonts w:hint="default"/>
+          <w:lang w:val="en-US" w:eastAsia="zh-CN"/>
+        </w:rPr>
+      </w:pPr>
+    </w:p>
+    <w:p>
+      <w:pPr>
+        <w:numPr>
+          <w:ilvl w:val="0"/>
+          <w:numId w:val="0"/>
+        </w:numPr>
+        <w:ind w:leftChars="0"/>
+        <w:rPr>
+          <w:rFonts w:hint="default"/>
+          <w:lang w:val="en-US" w:eastAsia="zh-CN"/>
+        </w:rPr>
+      </w:pPr>
+      <w:r>
+        <w:rPr>
+          <w:rFonts w:hint="default"/>
+          <w:lang w:val="en-US" w:eastAsia="zh-CN"/>
+        </w:rPr>
+        <w:t>工作内容：</w:t>
+      </w:r>
+    </w:p>
+    <w:p>
+      <w:pPr>
+        <w:numPr>
+          <w:ilvl w:val="0"/>
+          <w:numId w:val="0"/>
+        </w:numPr>
+        <w:ind w:leftChars="0"/>
+        <w:rPr>
+          <w:rFonts w:hint="default"/>
+          <w:lang w:val="en-US" w:eastAsia="zh-CN"/>
+        </w:rPr>
+      </w:pPr>
+      <w:r>
+        <w:rPr>
+          <w:rFonts w:hint="default"/>
+          <w:lang w:val="en-US" w:eastAsia="zh-CN"/>
+        </w:rPr>
+        <w:t>1. 数据预处理与数据脱敏</w:t>
+      </w:r>
+      <w:r>
+        <w:rPr>
+          <w:rFonts w:hint="eastAsia"/>
+          <w:lang w:val="en-US" w:eastAsia="zh-CN"/>
+        </w:rPr>
+        <w:t>：统计口径、梳理后台E-R图实现精准匹配、对客户名称进行脱敏管理</w:t>
+      </w:r>
+    </w:p>
+    <w:p>
+      <w:pPr>
+        <w:numPr>
+          <w:ilvl w:val="0"/>
+          <w:numId w:val="0"/>
+        </w:numPr>
+        <w:ind w:leftChars="0"/>
+        <w:rPr>
+          <w:rFonts w:hint="eastAsia"/>
+          <w:lang w:val="en-US" w:eastAsia="zh-CN"/>
+        </w:rPr>
+      </w:pPr>
+      <w:r>
+        <w:rPr>
+          <w:rFonts w:hint="default"/>
+          <w:lang w:val="en-US" w:eastAsia="zh-CN"/>
+        </w:rPr>
+        <w:t>2.指标度量值开发</w:t>
+      </w:r>
+      <w:r>
+        <w:rPr>
+          <w:rFonts w:hint="eastAsia"/>
+          <w:lang w:val="en-US" w:eastAsia="zh-CN"/>
+        </w:rPr>
+        <w:t>：帕累托客户分层法则、同环比增长率、跟进客户监控等</w:t>
+      </w:r>
+    </w:p>
+    <w:p>
+      <w:pPr>
+        <w:numPr>
+          <w:ilvl w:val="0"/>
+          <w:numId w:val="0"/>
+        </w:numPr>
+        <w:ind w:leftChars="0"/>
+        <w:rPr>
+          <w:rFonts w:hint="default"/>
+          <w:lang w:val="en-US" w:eastAsia="zh-CN"/>
+        </w:rPr>
+      </w:pPr>
+      <w:r>
+        <w:rPr>
+          <w:rFonts w:hint="default"/>
+          <w:lang w:val="en-US" w:eastAsia="zh-CN"/>
+        </w:rPr>
+        <w:t>3.看板可视化与交互设计</w:t>
+      </w:r>
+    </w:p>
+    <w:p>
+      <w:pPr>
+        <w:numPr>
+          <w:ilvl w:val="0"/>
+          <w:numId w:val="0"/>
+        </w:numPr>
+        <w:ind w:leftChars="0"/>
+        <w:rPr>
+          <w:rFonts w:hint="default"/>
+          <w:lang w:val="en-US" w:eastAsia="zh-CN"/>
+        </w:rPr>
+      </w:pPr>
+      <w:r>
+        <w:rPr>
+          <w:rFonts w:hint="default"/>
+          <w:lang w:val="en-US" w:eastAsia="zh-CN"/>
+        </w:rPr>
+        <w:t>①页面架构：首页+大区/业务员/客户/产品线4大分析页，</w:t>
+      </w:r>
+      <w:r>
+        <w:rPr>
+          <w:rFonts w:hint="eastAsia"/>
+          <w:lang w:val="en-US" w:eastAsia="zh-CN"/>
+        </w:rPr>
+        <w:t>以大区到业务角度的问题筛选逻辑架构页面。</w:t>
+      </w:r>
+    </w:p>
+    <w:p>
+      <w:pPr>
+        <w:numPr>
+          <w:ilvl w:val="0"/>
+          <w:numId w:val="0"/>
+        </w:numPr>
+        <w:ind w:leftChars="0"/>
+        <w:rPr>
+          <w:rFonts w:hint="default"/>
+          <w:lang w:val="en-US" w:eastAsia="zh-CN"/>
+        </w:rPr>
+      </w:pPr>
+      <w:r>
+        <w:rPr>
+          <w:rFonts w:hint="default"/>
+          <w:lang w:val="en-US" w:eastAsia="zh-CN"/>
+        </w:rPr>
+        <w:t>②动态标题：使用SELECTEDVALUE开发动态页面标题，筛选大区/业务员后标题自动刷新③层级钻取：配置跨页钻取规则，点击大区→下钻</w:t>
+      </w:r>
+      <w:r>
+        <w:rPr>
+          <w:rFonts w:hint="eastAsia"/>
+          <w:lang w:val="en-US" w:eastAsia="zh-CN"/>
+        </w:rPr>
+        <w:t>部门</w:t>
+      </w:r>
+      <w:r>
+        <w:rPr>
+          <w:rFonts w:hint="default"/>
+          <w:lang w:val="en-US" w:eastAsia="zh-CN"/>
+        </w:rPr>
+        <w:t>→下钻</w:t>
+      </w:r>
+      <w:r>
+        <w:rPr>
+          <w:rFonts w:hint="eastAsia"/>
+          <w:lang w:val="en-US" w:eastAsia="zh-CN"/>
+        </w:rPr>
+        <w:t>业务员</w:t>
+      </w:r>
+      <w:r>
+        <w:rPr>
+          <w:rFonts w:hint="default"/>
+          <w:lang w:val="en-US" w:eastAsia="zh-CN"/>
+        </w:rPr>
+        <w:t>→下钻客户→下钻产品线</w:t>
+      </w:r>
+      <w:r>
+        <w:rPr>
+          <w:rFonts w:hint="eastAsia"/>
+          <w:lang w:val="en-US" w:eastAsia="zh-CN"/>
+        </w:rPr>
+        <w:t>，不同部分搭配不同下钻规则，且配置钻取还原书签。</w:t>
+      </w:r>
+    </w:p>
+    <w:p>
+      <w:pPr>
+        <w:numPr>
+          <w:ilvl w:val="0"/>
+          <w:numId w:val="0"/>
+        </w:numPr>
+        <w:ind w:leftChars="0"/>
+        <w:rPr>
+          <w:rFonts w:hint="eastAsia"/>
+          <w:lang w:val="en-US" w:eastAsia="zh-CN"/>
+        </w:rPr>
+      </w:pPr>
+      <w:r>
+        <w:rPr>
+          <w:rFonts w:hint="default"/>
+          <w:lang w:val="en-US" w:eastAsia="zh-CN"/>
+        </w:rPr>
+        <w:t>④图表搭配：柱状/环形/表格多图表组合</w:t>
+      </w:r>
+      <w:r>
+        <w:rPr>
+          <w:rFonts w:hint="default"/>
+          <w:lang w:val="en-US" w:eastAsia="zh-CN"/>
+        </w:rPr>
+        <w:br w:type="textWrapping"/>
+      </w:r>
+      <w:r>
+        <w:rPr>
+          <w:rFonts w:hint="eastAsia"/>
+          <w:lang w:val="en-US" w:eastAsia="zh-CN"/>
+        </w:rPr>
+        <w:t>⑤看板美化: 按照主题色+辅助色的原则搭建导航式面板</w:t>
+      </w:r>
+    </w:p>
+    <w:p>
+      <w:pPr>
+        <w:numPr>
+          <w:ilvl w:val="0"/>
+          <w:numId w:val="0"/>
+        </w:numPr>
+        <w:ind w:leftChars="0"/>
+        <w:rPr>
+          <w:rFonts w:hint="default"/>
+          <w:lang w:val="en-US" w:eastAsia="zh-CN"/>
+        </w:rPr>
+      </w:pPr>
+      <w:r>
+        <w:rPr>
+          <w:rFonts w:hint="eastAsia"/>
+          <w:lang w:val="en-US" w:eastAsia="zh-CN"/>
+        </w:rPr>
+        <w:t>⑥设计与实施行级别安全性（RLS）</w:t>
+      </w:r>
+      <w:r>
+        <w:rPr>
+          <w:rFonts w:hint="default"/>
+          <w:lang w:val="en-US" w:eastAsia="zh-CN"/>
+        </w:rPr>
+        <w:t>：</w:t>
+      </w:r>
+      <w:r>
+        <w:rPr>
+          <w:rFonts w:ascii="Segoe UI" w:hAnsi="Segoe UI" w:eastAsia="Segoe UI" w:cs="Segoe UI"/>
+          <w:i w:val="0"/>
+          <w:iCs w:val="0"/>
+          <w:caps w:val="0"/>
+          <w:color w:val="0F1115"/>
+          <w:spacing w:val="0"/>
+          <w:sz w:val="19"/>
+          <w:szCs w:val="19"/>
+          <w:shd w:val="clear" w:fill="FFFFFF"/>
+        </w:rPr>
+        <w:t>支撑 5 个</w:t>
+      </w:r>
+      <w:r>
+        <w:rPr>
+          <w:rFonts w:hint="eastAsia" w:ascii="Segoe UI" w:hAnsi="Segoe UI" w:eastAsia="宋体" w:cs="Segoe UI"/>
+          <w:i w:val="0"/>
+          <w:iCs w:val="0"/>
+          <w:caps w:val="0"/>
+          <w:color w:val="0F1115"/>
+          <w:spacing w:val="0"/>
+          <w:sz w:val="19"/>
+          <w:szCs w:val="19"/>
+          <w:shd w:val="clear" w:fill="FFFFFF"/>
+          <w:lang w:val="en-US" w:eastAsia="zh-CN"/>
+        </w:rPr>
+        <w:t>部门</w:t>
+      </w:r>
+      <w:r>
+        <w:rPr>
+          <w:rFonts w:ascii="Segoe UI" w:hAnsi="Segoe UI" w:eastAsia="Segoe UI" w:cs="Segoe UI"/>
+          <w:i w:val="0"/>
+          <w:iCs w:val="0"/>
+          <w:caps w:val="0"/>
+          <w:color w:val="0F1115"/>
+          <w:spacing w:val="0"/>
+          <w:sz w:val="19"/>
+          <w:szCs w:val="19"/>
+          <w:shd w:val="clear" w:fill="FFFFFF"/>
+        </w:rPr>
+        <w:t>的自助分析需求，权限管理耗时减少70%</w:t>
+      </w:r>
+    </w:p>
+    <w:p>
+      <w:pPr>
+        <w:numPr>
+          <w:ilvl w:val="0"/>
+          <w:numId w:val="0"/>
+        </w:numPr>
+        <w:ind w:leftChars="0"/>
+        <w:rPr>
+          <w:rFonts w:hint="default"/>
+          <w:lang w:val="en-US" w:eastAsia="zh-CN"/>
+        </w:rPr>
+      </w:pPr>
+      <w:r>
+        <w:rPr>
+          <w:rFonts w:hint="default"/>
+          <w:lang w:val="en-US" w:eastAsia="zh-CN"/>
+        </w:rPr>
+        <w:t>4.报表发布与定时刷新</w:t>
+      </w:r>
+    </w:p>
+    <w:p>
+      <w:pPr>
+        <w:numPr>
+          <w:ilvl w:val="0"/>
+          <w:numId w:val="0"/>
+        </w:numPr>
+        <w:ind w:leftChars="0"/>
+        <w:rPr>
+          <w:rFonts w:hint="default"/>
+          <w:lang w:val="en-US" w:eastAsia="zh-CN"/>
+        </w:rPr>
+      </w:pPr>
+      <w:r>
+        <w:rPr>
+          <w:rFonts w:hint="default"/>
+          <w:lang w:val="en-US" w:eastAsia="zh-CN"/>
+        </w:rPr>
+        <w:t>PBIX源文件上传OneDrive云端，PowerBI服务发布报表，配置数据集定时自动刷新，支持移动端、PC端在线查看，按需配置行级别数据权限。</w:t>
+      </w:r>
+    </w:p>
+    <w:p>
+      <w:pPr>
+        <w:numPr>
+          <w:ilvl w:val="0"/>
+          <w:numId w:val="0"/>
+        </w:numPr>
+        <w:ind w:leftChars="0"/>
+        <w:rPr>
+          <w:rFonts w:hint="default"/>
+          <w:lang w:val="en-US" w:eastAsia="zh-CN"/>
+        </w:rPr>
+      </w:pPr>
+    </w:p>
+    <w:p>
+      <w:pPr>
+        <w:numPr>
+          <w:ilvl w:val="0"/>
+          <w:numId w:val="0"/>
+        </w:numPr>
+        <w:ind w:leftChars="0"/>
+        <w:rPr>
+          <w:rFonts w:hint="default"/>
+          <w:lang w:val="en-US" w:eastAsia="zh-CN"/>
+        </w:rPr>
+      </w:pPr>
+      <w:r>
+        <w:rPr>
+          <w:rFonts w:hint="default"/>
+          <w:lang w:val="en-US" w:eastAsia="zh-CN"/>
+        </w:rPr>
+        <w:t xml:space="preserve">项目技能关键词 </w:t>
+      </w:r>
+    </w:p>
+    <w:p>
+      <w:pPr>
+        <w:numPr>
+          <w:ilvl w:val="0"/>
+          <w:numId w:val="0"/>
+        </w:numPr>
+        <w:ind w:leftChars="0"/>
+        <w:rPr>
+          <w:rFonts w:hint="eastAsia"/>
+          <w:lang w:val="en-US" w:eastAsia="zh-CN"/>
+        </w:rPr>
+      </w:pPr>
+      <w:r>
+        <w:rPr>
+          <w:rFonts w:hint="default"/>
+          <w:lang w:val="en-US" w:eastAsia="zh-CN"/>
+        </w:rPr>
+        <w:t>Power BI、DAX函数、数据</w:t>
+      </w:r>
+      <w:r>
+        <w:rPr>
+          <w:rFonts w:hint="eastAsia"/>
+          <w:lang w:val="en-US" w:eastAsia="zh-CN"/>
+        </w:rPr>
+        <w:t>清洗与</w:t>
+      </w:r>
+      <w:r>
+        <w:rPr>
+          <w:rFonts w:hint="default"/>
+          <w:lang w:val="en-US" w:eastAsia="zh-CN"/>
+        </w:rPr>
+        <w:t>脱敏、ABC客户分类、</w:t>
+      </w:r>
+      <w:bookmarkStart w:id="0" w:name="_GoBack"/>
+      <w:r>
+        <w:rPr>
+          <w:rFonts w:hint="default"/>
+          <w:lang w:val="en-US" w:eastAsia="zh-CN"/>
+        </w:rPr>
+        <w:t>书签导航、跨页面钻取、动态标题、RLS数据权限</w:t>
+      </w:r>
+      <w:r>
+        <w:rPr>
+          <w:rFonts w:hint="default"/>
+          <w:lang w:val="en-US" w:eastAsia="zh-CN"/>
+        </w:rPr>
+        <w:br w:type="textWrapping"/>
+      </w:r>
+      <w:bookmarkEnd w:id="0"/>
+      <w:r>
+        <w:rPr>
+          <w:rFonts w:hint="default"/>
+          <w:lang w:val="en-US" w:eastAsia="zh-CN"/>
+        </w:rPr>
+        <w:br w:type="textWrapping"/>
+      </w:r>
+      <w:r>
+        <w:rPr>
+          <w:rFonts w:hint="eastAsia"/>
+          <w:lang w:val="en-US" w:eastAsia="zh-CN"/>
+        </w:rPr>
+        <w:t>工作业绩：</w:t>
+      </w:r>
+    </w:p>
+    <w:p>
+      <w:pPr>
+        <w:numPr>
+          <w:ilvl w:val="0"/>
+          <w:numId w:val="0"/>
+        </w:numPr>
+        <w:ind w:leftChars="0" w:firstLine="210" w:firstLineChars="100"/>
+        <w:rPr>
+          <w:rFonts w:hint="default"/>
+          <w:lang w:val="en-US" w:eastAsia="zh-CN"/>
+        </w:rPr>
+      </w:pPr>
+      <w:r>
+        <w:rPr>
+          <w:rFonts w:hint="default"/>
+          <w:lang w:val="en-US" w:eastAsia="zh-CN"/>
+        </w:rPr>
+        <w:t>1. 告别每周Excel手工汇总，数据更新效率提升80%，报表错误率大幅下降；</w:t>
+      </w:r>
+    </w:p>
+    <w:p>
+      <w:pPr>
+        <w:numPr>
+          <w:ilvl w:val="0"/>
+          <w:numId w:val="0"/>
+        </w:numPr>
+        <w:ind w:leftChars="0"/>
+        <w:rPr>
+          <w:rFonts w:hint="default"/>
+          <w:lang w:val="en-US" w:eastAsia="zh-CN"/>
+        </w:rPr>
+      </w:pPr>
+      <w:r>
+        <w:rPr>
+          <w:rFonts w:hint="default"/>
+          <w:lang w:val="en-US" w:eastAsia="zh-CN"/>
+        </w:rPr>
+        <w:t>​2. ABC客户分层落地，帮助业务快速锁定高价值A类客户，针对性做客户维护；</w:t>
+      </w:r>
+    </w:p>
+    <w:p>
+      <w:pPr>
+        <w:numPr>
+          <w:ilvl w:val="0"/>
+          <w:numId w:val="0"/>
+        </w:numPr>
+        <w:ind w:leftChars="0"/>
+        <w:rPr>
+          <w:rFonts w:hint="default"/>
+          <w:lang w:val="en-US" w:eastAsia="zh-CN"/>
+        </w:rPr>
+      </w:pPr>
+      <w:r>
+        <w:rPr>
+          <w:rFonts w:hint="default"/>
+          <w:lang w:val="en-US" w:eastAsia="zh-CN"/>
+        </w:rPr>
+        <w:t>​3. 多维度筛选+下钻交互，管理层10秒定位大区、业务员异常业绩；</w:t>
+      </w:r>
+    </w:p>
+    <w:p>
+      <w:pPr>
+        <w:numPr>
+          <w:ilvl w:val="0"/>
+          <w:numId w:val="0"/>
+        </w:numPr>
+        <w:ind w:leftChars="0"/>
+        <w:rPr>
+          <w:rFonts w:hint="default"/>
+          <w:lang w:val="en-US" w:eastAsia="zh-CN"/>
+        </w:rPr>
+      </w:pPr>
+      <w:r>
+        <w:rPr>
+          <w:rFonts w:hint="default"/>
+          <w:lang w:val="en-US" w:eastAsia="zh-CN"/>
+        </w:rPr>
+        <w:t>​4. 报表云端共享，跨部门协同查阅，规范企业数据输出标准。</w:t>
       </w:r>
     </w:p>
     <w:p>
